--- a/PatroneWill_CV_07-1-2026.docx
+++ b/PatroneWill_CV_07-1-2026.docx
@@ -700,7 +700,7 @@
         <w:rPr>
           <w:rFonts w:ascii="Garamond" w:hAnsi="Garamond"/>
         </w:rPr>
-        <w:t>, Punt, A.E., 2026. Identifying and classifying métiers for the US West Coast groundfish fishery. Fish. Res. 300, 107802. https://doi.org/10.1016/j.fishres.2026.107802</w:t>
+        <w:t>, Punt, A.E., 2026. Identifying and classifying métiers for the US West Coast groundfish fishery. Fish. Res. 300, 107802.</w:t>
       </w:r>
     </w:p>
     <w:p>
